--- a/Research_Instruments_v2.4_Sadeq.docx
+++ b/Research_Instruments_v2.4_Sadeq.docx
@@ -48,7 +48,7 @@
         <w:rPr>
           <w:rtl w:val="false"/>
         </w:rPr>
-        <w:t xml:space="preserve">Version 2.4 · September 2026 · Aligned to Research Protocol and Data Management Plan v1.5</w:t>
+        <w:t xml:space="preserve">Version 2.4 · September 2026 · Aligned to Research Protocol and Data Management Plan v2.0</w:t>
       </w:r>
     </w:p>
     <w:p>
@@ -7448,7 +7448,7 @@
         <w:rPr>
           <w:rtl w:val="false"/>
         </w:rPr>
-        <w:t xml:space="preserve">1. Alignment. Version 2.3 was aligned to Research Protocol and Data Management Plan v1.3. This version is aligned to v1.5, under which no cohort enters the study before the Ethics Committee’s decision, the first instrumented cohorts are the three-day October 2026 cohorts delivered by the candidate, and colleague-delivered cohorts are a standing feature of the design across 2026 and 2027 rather than two named September dates.</w:t>
+        <w:t xml:space="preserve">1. Alignment. Version 2.3 was aligned to Research Protocol and Data Management Plan v1.3. This version is aligned to v2.0, under which no cohort enters the study before the Ethics Committee’s decision, the first instrumented cohorts are the three-day October 2026 cohorts delivered by the candidate, a possible five-day cohort on 11 to 15 October 2026 is recorded as Cohort 1C and is not yet contracted, and colleague-delivered cohorts are a standing feature of the design across 2026 and 2027 rather than two named September dates. Delivery by the candidate is the change that v2.0 carries: versions 1.5 to 1.7 passed all Cycle 1 delivery to a professional colleague, and returning it to the candidate restores the facilitator-researcher dual role, filed as amendment EA001257.01 on 10 September 2026, with no cohort contributing data before that amendment is determined.</w:t>
       </w:r>
     </w:p>
     <w:p>
